--- a/input_files/Vendor_Notice.docx
+++ b/input_files/Vendor_Notice.docx
@@ -70,6 +70,51 @@
     <w:p>
       <w:r>
         <w:t>The perpetual licence survives the end of support. The customer may continue to operate the software unsupported at its own risk. Verwood should note that the product will no longer receive statutory or fiscal updates, which in most jurisdictions makes continued use impracticable for a trading entity.</w:t>
+      </w:r>
+    </w:p>
+    <w:p>
+      <w:r>
+        <w:rPr>
+          <w:b/>
+          <w:color w:val="2E4057"/>
+          <w:sz w:val="23"/>
+        </w:rPr>
+        <w:t>Scope of the withdrawal</w:t>
+      </w:r>
+    </w:p>
+    <w:p>
+      <w:r>
+        <w:t>For the avoidance of doubt, the withdrawal covers the application, the database layer supplied with it, the reporting module and all interface adaptors licensed under the same agreement. It covers corrective maintenance, defect correction, statutory and fiscal updates, security patching, the customer support desk, the online knowledge base and the annual health check visit. Calderstone will not issue a final maintenance release and there is no arrangement under which a defect identified before the withdrawal date will be corrected after it.</w:t>
+      </w:r>
+    </w:p>
+    <w:p>
+      <w:r>
+        <w:rPr>
+          <w:b/>
+          <w:color w:val="2E4057"/>
+          <w:sz w:val="23"/>
+        </w:rPr>
+        <w:t>Assistance with transition</w:t>
+      </w:r>
+    </w:p>
+    <w:p>
+      <w:r>
+        <w:t>Calderstone will, on request received not later than sixty days before the withdrawal date, provide a single extract of the customer's data in the delimited format described in schedule 4 of the support agreement, at the rates then in force. Calderstone will not provide reconciliation of that extract, mapping to any successor system, or consultancy in connection with a migration. Requests received after that date will not be accepted.</w:t>
+      </w:r>
+    </w:p>
+    <w:p>
+      <w:r>
+        <w:rPr>
+          <w:b/>
+          <w:color w:val="2E4057"/>
+          <w:sz w:val="23"/>
+        </w:rPr>
+        <w:t>Contact</w:t>
+      </w:r>
+    </w:p>
+    <w:p>
+      <w:r>
+        <w:t>Correspondence in connection with this notice should be addressed to the account director, Calderstone Business Systems Limited, quoting the reference above. Calderstone will not respond to correspondence seeking to vary the withdrawal date.</w:t>
       </w:r>
     </w:p>
     <w:sectPr>
